--- a/docs/interviews/2026-08-19 Rui Bastos, what the pilot showed.docx
+++ b/docs/interviews/2026-08-19 Rui Bastos, what the pilot showed.docx
@@ -12,12 +12,12 @@
     </w:p>
     <w:p>
       <w:r>
-        <w:t>Who: Rui Bastos (P-RUI), Support Manager. The pilot ran on his team.</w:t>
+        <w:t>Who: Rui Bastos (Rui Bastos), Support Manager. The pilot ran on his team.</w:t>
       </w:r>
     </w:p>
     <w:p>
       <w:r>
-        <w:t>Interviewer: Mei Tan (P-MEI), Head of Engineering.</w:t>
+        <w:t>Interviewer: Mei Tan (Mei Tan), Head of Engineering.</w:t>
       </w:r>
     </w:p>
     <w:p>
@@ -210,7 +210,7 @@
     </w:p>
     <w:p>
       <w:r>
-        <w:t>records all read as though the only open question is the POL-03 sign-off.</w:t>
+        <w:t>records all read as though the only open question is the POLICY-03 sign-off.</w:t>
       </w:r>
     </w:p>
     <w:p>

--- a/docs/interviews/2026-08-19 Rui Bastos, what the pilot showed.docx
+++ b/docs/interviews/2026-08-19 Rui Bastos, what the pilot showed.docx
@@ -47,7 +47,7 @@
     </w:p>
     <w:p>
       <w:r>
-        <w:t>Rui: Product thinks it tested whether the assistant can answer tickets. It can, mostly. I</w:t>
+        <w:t>Rui: Product thinks it tested whether the portal can answer questions. It can, mostly. I</w:t>
       </w:r>
     </w:p>
     <w:p>
@@ -62,7 +62,7 @@
     </w:p>
     <w:p>
       <w:r>
-        <w:t>Rui: First response improved. That is the number everyone quotes. But a proposal that needs</w:t>
+        <w:t>Rui: First response improved. That is the number everyone quotes. But a suggestion that needs</w:t>
       </w:r>
     </w:p>
     <w:p>
@@ -97,7 +97,7 @@
     </w:p>
     <w:p>
       <w:r>
-        <w:t>Rui: Review capacity. Six engineers. Whatever we deflect, the rest queues behind those six</w:t>
+        <w:t>Rui: Review capacity. Six engineers. Whatever the portal answers, the rest queues behind those six</w:t>
       </w:r>
     </w:p>
     <w:p>
@@ -162,12 +162,12 @@
     </w:p>
     <w:p>
       <w:r>
-        <w:t>Rui: Show me that the share of proposals a human has to read is falling. Not deflection.</w:t>
+        <w:t>Rui: Show me that the share of suggestions a human has to read is falling. Not self-service.</w:t>
       </w:r>
     </w:p>
     <w:p>
       <w:r>
-        <w:t>Deflection counts what went out. I want to know what did not need me.</w:t>
+        <w:t>Self-service counts what went out. I want to know what did not need me.</w:t>
       </w:r>
     </w:p>
     <w:p>
@@ -177,7 +177,7 @@
     </w:p>
     <w:p>
       <w:r>
-        <w:t>Rui: Not that I have seen. Deflection is measured because it is the number that looks good.</w:t>
+        <w:t>Rui: Not that I have seen. Self-service is measured because it is the number that looks good.</w:t>
       </w:r>
     </w:p>
     <w:p>
@@ -215,12 +215,12 @@
     </w:p>
     <w:p>
       <w:r>
-        <w:t>He is also asking for a measure that does not exist: the share of proposals requiring human</w:t>
+        <w:t>He is also asking for a measure that does not exist: the share of suggestions requiring human</w:t>
       </w:r>
     </w:p>
     <w:p>
       <w:r>
-        <w:t>review, trending. Analytics publishes deflection, which is a different question.</w:t>
+        <w:t>review, trending. Analytics publishes self-service, which is a different question.</w:t>
       </w:r>
     </w:p>
     <w:sectPr>

--- a/docs/interviews/2026-08-19 Rui Bastos, what the pilot showed.docx
+++ b/docs/interviews/2026-08-19 Rui Bastos, what the pilot showed.docx
@@ -12,12 +12,12 @@
     </w:p>
     <w:p>
       <w:r>
-        <w:t>Who: Rui Bastos (Rui Bastos), Support Manager. The pilot ran on his team.</w:t>
+        <w:t>Who: Rui Bastos, Support Manager. The pilot ran on his team.</w:t>
       </w:r>
     </w:p>
     <w:p>
       <w:r>
-        <w:t>Interviewer: Mei Tan (Mei Tan), Head of Engineering.</w:t>
+        <w:t>Interviewer: Mei Tan, Head of Engineering.</w:t>
       </w:r>
     </w:p>
     <w:p>
@@ -205,22 +205,17 @@
     </w:p>
     <w:p>
       <w:r>
-        <w:t>Rui's position appears in no document. The brief, the readiness checklist and the decision</w:t>
+        <w:t>Things to follow up.</w:t>
       </w:r>
     </w:p>
     <w:p>
       <w:r>
-        <w:t>records all read as though the only open question is the POLICY-03 sign-off.</w:t>
+        <w:t>Is Rui's objection written down anywhere? He says he has raised it in three meetings.</w:t>
       </w:r>
     </w:p>
     <w:p>
       <w:r>
-        <w:t>He is also asking for a measure that does not exist: the share of suggestions requiring human</w:t>
-      </w:r>
-    </w:p>
-    <w:p>
-      <w:r>
-        <w:t>review, trending. Analytics publishes self-service, which is a different question.</w:t>
+        <w:t>He wants the share of suggestions needing a person, trending. Ask Sofia whether that exists.</w:t>
       </w:r>
     </w:p>
     <w:sectPr>
